--- a/docs/guides/Trax-IO-full-feature-guide.docx
+++ b/docs/guides/Trax-IO-full-feature-guide.docx
@@ -110,13 +110,13 @@
         <w:t xml:space="preserve"> </w:t>
       </w:r>
       <w:r>
-        <w:t xml:space="preserve">forecasting, deterministic policy engine, guardrails, audited writeback, and two</w:t>
-      </w:r>
-      <w:r>
-        <w:t xml:space="preserve"> </w:t>
-      </w:r>
-      <w:r>
-        <w:t xml:space="preserve">full React frontends — without yet touching AWS.</w:t>
+        <w:t xml:space="preserve">forecasting, deterministic policy engine, guardrails, audited writeback, and a</w:t>
+      </w:r>
+      <w:r>
+        <w:t xml:space="preserve"> </w:t>
+      </w:r>
+      <w:r>
+        <w:t xml:space="preserve">full React frontend — without yet touching AWS.</w:t>
       </w:r>
     </w:p>
     <w:p>
@@ -182,7 +182,7 @@
         <w:t xml:space="preserve"> </w:t>
       </w:r>
       <w:r>
-        <w:t xml:space="preserve">and both UIs first — in plain Python and Docker — lets the product be reviewed,</w:t>
+        <w:t xml:space="preserve">and the UI first — in plain Python and Docker — lets the product be reviewed,</w:t>
       </w:r>
       <w:r>
         <w:t xml:space="preserve"> </w:t>
@@ -212,7 +212,7 @@
         <w:pStyle w:val="FirstParagraph"/>
       </w:pPr>
       <w:r>
-        <w:t xml:space="preserve">Nine independently-tested packages, wired by four</w:t>
+        <w:t xml:space="preserve">Eight independently-tested packages, wired by four</w:t>
       </w:r>
       <w:r>
         <w:t xml:space="preserve"> </w:t>
@@ -227,13 +227,13 @@
         <w:t xml:space="preserve"> </w:t>
       </w:r>
       <w:r>
-        <w:t xml:space="preserve">path dependencies and two</w:t>
-      </w:r>
-      <w:r>
-        <w:t xml:space="preserve"> </w:t>
-      </w:r>
-      <w:r>
-        <w:t xml:space="preserve">HTTP-consuming frontends. Everything runs on a laptop or in the project’s own</w:t>
+        <w:t xml:space="preserve">path dependencies and one</w:t>
+      </w:r>
+      <w:r>
+        <w:t xml:space="preserve"> </w:t>
+      </w:r>
+      <w:r>
+        <w:t xml:space="preserve">HTTP-consuming frontend. Everything runs on a laptop or in the project’s own</w:t>
       </w:r>
       <w:r>
         <w:t xml:space="preserve"> </w:t>
@@ -555,7 +555,7 @@
               <w:rPr>
                 <w:rStyle w:val="VerbatimChar"/>
               </w:rPr>
-              <w:t xml:space="preserve">apps/planner-ui</w:t>
+              <w:t xml:space="preserve">apps/web</w:t>
             </w:r>
           </w:p>
         </w:tc>
@@ -566,7 +566,7 @@
               <w:pStyle w:val="Compact"/>
             </w:pPr>
             <w:r>
-              <w:t xml:space="preserve">React 18 + TS + Vite</w:t>
+              <w:t xml:space="preserve">React 18 + TS + Tailwind</w:t>
             </w:r>
           </w:p>
         </w:tc>
@@ -577,13 +577,13 @@
               <w:pStyle w:val="Compact"/>
             </w:pPr>
             <w:r>
-              <w:t xml:space="preserve">“Trax IO Review”</w:t>
+              <w:t xml:space="preserve">“Trax Inventory Optimizer”</w:t>
             </w:r>
             <w:r>
               <w:t xml:space="preserve"> </w:t>
             </w:r>
             <w:r>
-              <w:t xml:space="preserve">— the ops-console approval queue</w:t>
+              <w:t xml:space="preserve">— the full 7-view PRD-faithful app, sub-project #7’s frontend</w:t>
             </w:r>
           </w:p>
         </w:tc>
@@ -599,7 +599,19 @@
               <w:rPr>
                 <w:rStyle w:val="VerbatimChar"/>
               </w:rPr>
-              <w:t xml:space="preserve">apps/web</w:t>
+              <w:t xml:space="preserve">infra/feature-store</w:t>
+            </w:r>
+            <w:r>
+              <w:t xml:space="preserve">,</w:t>
+            </w:r>
+            <w:r>
+              <w:t xml:space="preserve"> </w:t>
+            </w:r>
+            <w:r>
+              <w:rPr>
+                <w:rStyle w:val="VerbatimChar"/>
+              </w:rPr>
+              <w:t xml:space="preserve">infra/observability-soc2</w:t>
             </w:r>
           </w:p>
         </w:tc>
@@ -610,7 +622,7 @@
               <w:pStyle w:val="Compact"/>
             </w:pPr>
             <w:r>
-              <w:t xml:space="preserve">React 18 + TS + Tailwind</w:t>
+              <w:t xml:space="preserve">AWS CDK (Python)</w:t>
             </w:r>
           </w:p>
         </w:tc>
@@ -621,62 +633,6 @@
               <w:pStyle w:val="Compact"/>
             </w:pPr>
             <w:r>
-              <w:t xml:space="preserve">“Trax Inventory Optimizer”</w:t>
-            </w:r>
-            <w:r>
-              <w:t xml:space="preserve"> </w:t>
-            </w:r>
-            <w:r>
-              <w:t xml:space="preserve">— the full 7-view PRD-faithful app</w:t>
-            </w:r>
-          </w:p>
-        </w:tc>
-      </w:tr>
-      <w:tr>
-        <w:tc>
-          <w:tcPr/>
-          <w:p>
-            <w:pPr>
-              <w:pStyle w:val="Compact"/>
-            </w:pPr>
-            <w:r>
-              <w:rPr>
-                <w:rStyle w:val="VerbatimChar"/>
-              </w:rPr>
-              <w:t xml:space="preserve">infra/feature-store</w:t>
-            </w:r>
-            <w:r>
-              <w:t xml:space="preserve">,</w:t>
-            </w:r>
-            <w:r>
-              <w:t xml:space="preserve"> </w:t>
-            </w:r>
-            <w:r>
-              <w:rPr>
-                <w:rStyle w:val="VerbatimChar"/>
-              </w:rPr>
-              <w:t xml:space="preserve">infra/observability-soc2</w:t>
-            </w:r>
-          </w:p>
-        </w:tc>
-        <w:tc>
-          <w:tcPr/>
-          <w:p>
-            <w:pPr>
-              <w:pStyle w:val="Compact"/>
-            </w:pPr>
-            <w:r>
-              <w:t xml:space="preserve">AWS CDK (Python)</w:t>
-            </w:r>
-          </w:p>
-        </w:tc>
-        <w:tc>
-          <w:tcPr/>
-          <w:p>
-            <w:pPr>
-              <w:pStyle w:val="Compact"/>
-            </w:pPr>
-            <w:r>
               <w:t xml:space="preserve">Synth-tested infrastructure-as-code — see the AWS Infrastructure Guide</w:t>
             </w:r>
           </w:p>
@@ -800,7 +756,7 @@
         <w:t xml:space="preserve"> </w:t>
       </w:r>
       <w:r>
-        <w:t xml:space="preserve">writeback target, and serves everything to both frontends over one FastAPI BFF.</w:t>
+        <w:t xml:space="preserve">writeback target, and serves everything to the frontend over one FastAPI BFF.</w:t>
       </w:r>
       <w:r>
         <w:t xml:space="preserve"> </w:t>
@@ -2254,13 +2210,13 @@
         <w:t xml:space="preserve">trax_io_spine.bff</w:t>
       </w:r>
       <w:r>
-        <w:t xml:space="preserve">) is the backend-for-frontend both</w:t>
-      </w:r>
-      <w:r>
-        <w:t xml:space="preserve"> </w:t>
-      </w:r>
-      <w:r>
-        <w:t xml:space="preserve">React apps consume —</w:t>
+        <w:t xml:space="preserve">) is the backend-for-frontend the</w:t>
+      </w:r>
+      <w:r>
+        <w:t xml:space="preserve"> </w:t>
+      </w:r>
+      <w:r>
+        <w:t xml:space="preserve">React app consumes —</w:t>
       </w:r>
       <w:r>
         <w:t xml:space="preserve"> </w:t>
@@ -2491,7 +2447,7 @@
         <w:t xml:space="preserve"> </w:t>
       </w:r>
       <w:r>
-        <w:t xml:space="preserve">(§10)</w:t>
+        <w:t xml:space="preserve">(§9)</w:t>
       </w:r>
     </w:p>
     <w:p>
@@ -2539,22 +2495,22 @@
       </w:r>
     </w:p>
     <w:bookmarkEnd w:id="15"/>
-    <w:bookmarkStart w:id="16" w:name="Xd3985f1e114561b72fbf85cbd8cd8a87a77ee3d"/>
+    <w:bookmarkStart w:id="16" w:name="Xdcc1d5170f37dbc9a034f056121b3c43bf85657"/>
     <w:p>
       <w:pPr>
         <w:pStyle w:val="Heading1"/>
       </w:pPr>
       <w:r>
-        <w:t xml:space="preserve">8. Trax IO Review (</w:t>
-      </w:r>
-      <w:r>
-        <w:rPr>
-          <w:rStyle w:val="VerbatimChar"/>
-        </w:rPr>
-        <w:t xml:space="preserve">apps/planner-ui</w:t>
-      </w:r>
-      <w:r>
-        <w:t xml:space="preserve">) — The Ops Console</w:t>
+        <w:t xml:space="preserve">8. Trax Inventory Optimizer (</w:t>
+      </w:r>
+      <w:r>
+        <w:rPr>
+          <w:rStyle w:val="VerbatimChar"/>
+        </w:rPr>
+        <w:t xml:space="preserve">apps/web</w:t>
+      </w:r>
+      <w:r>
+        <w:t xml:space="preserve">) — Sub-Project #7’s Frontend</w:t>
       </w:r>
     </w:p>
     <w:p>
@@ -2562,158 +2518,56 @@
         <w:pStyle w:val="FirstParagraph"/>
       </w:pPr>
       <w:r>
-        <w:t xml:space="preserve">The first frontend built, and the one that has been through four dedicated visual</w:t>
-      </w:r>
-      <w:r>
-        <w:t xml:space="preserve"> </w:t>
-      </w:r>
-      <w:r>
-        <w:t xml:space="preserve">redesign phases. A typed</w:t>
-      </w:r>
-      <w:r>
-        <w:t xml:space="preserve"> </w:t>
-      </w:r>
-      <w:r>
-        <w:rPr>
-          <w:rStyle w:val="VerbatimChar"/>
-        </w:rPr>
-        <w:t xml:space="preserve">PlannerClient</w:t>
-      </w:r>
-      <w:r>
-        <w:t xml:space="preserve"> </w:t>
-      </w:r>
-      <w:r>
-        <w:t xml:space="preserve">(real HTTP or an offline</w:t>
-      </w:r>
-      <w:r>
-        <w:t xml:space="preserve"> </w:t>
-      </w:r>
-      <w:r>
-        <w:rPr>
-          <w:rStyle w:val="VerbatimChar"/>
-        </w:rPr>
-        <w:t xml:space="preserve">FakePlannerClient</w:t>
-      </w:r>
-      <w:r>
-        <w:t xml:space="preserve"> </w:t>
-      </w:r>
-      <w:r>
-        <w:t xml:space="preserve">seeded with deterministic sample data) drives:</w:t>
-      </w:r>
-    </w:p>
-    <w:p>
-      <w:pPr>
-        <w:pStyle w:val="Compact"/>
-        <w:numPr>
-          <w:ilvl w:val="0"/>
-          <w:numId w:val="1003"/>
-        </w:numPr>
-      </w:pPr>
+        <w:rPr>
+          <w:rStyle w:val="VerbatimChar"/>
+        </w:rPr>
+        <w:t xml:space="preserve">apps/web</w:t>
+      </w:r>
+      <w:r>
+        <w:t xml:space="preserve"> </w:t>
+      </w:r>
+      <w:r>
+        <w:t xml:space="preserve">is the product’s single frontend — the spec-faithful</w:t>
+      </w:r>
+      <w:r>
+        <w:t xml:space="preserve"> </w:t>
+      </w:r>
+      <w:r>
+        <w:t xml:space="preserve">“Trax IO Review”</w:t>
+      </w:r>
+      <w:r>
+        <w:t xml:space="preserve"> </w:t>
+      </w:r>
+      <w:r>
+        <w:t xml:space="preserve">surface (sub-project #7) rendering the full PRD §6 surface directly over the</w:t>
+      </w:r>
+      <w:r>
+        <w:t xml:space="preserve"> </w:t>
+      </w:r>
+      <w:r>
+        <w:t xml:space="preserve">Planner-UI BFF: seven views:</w:t>
+      </w:r>
+      <w:r>
+        <w:t xml:space="preserve"> </w:t>
+      </w:r>
       <w:r>
         <w:rPr>
           <w:b/>
           <w:bCs/>
         </w:rPr>
-        <w:t xml:space="preserve">Pending / Decided tabs</w:t>
-      </w:r>
-      <w:r>
-        <w:t xml:space="preserve">, URL-routed (</w:t>
-      </w:r>
-      <w:r>
-        <w:rPr>
-          <w:rStyle w:val="VerbatimChar"/>
-        </w:rPr>
-        <w:t xml:space="preserve">HashRouter</w:t>
-      </w:r>
-      <w:r>
-        <w:t xml:space="preserve">, deep-linkable), WAI-ARIA</w:t>
-      </w:r>
-      <w:r>
-        <w:t xml:space="preserve"> </w:t>
-      </w:r>
-      <w:r>
-        <w:t xml:space="preserve">tabs pattern with roving tabindex</w:t>
-      </w:r>
-    </w:p>
-    <w:p>
-      <w:pPr>
-        <w:pStyle w:val="Compact"/>
-        <w:numPr>
-          <w:ilvl w:val="0"/>
-          <w:numId w:val="1003"/>
-        </w:numPr>
-      </w:pPr>
-      <w:r>
-        <w:t xml:space="preserve">An ops-console shell:</w:t>
-      </w:r>
-      <w:r>
-        <w:t xml:space="preserve"> </w:t>
-      </w:r>
-      <w:r>
-        <w:rPr>
-          <w:rStyle w:val="VerbatimChar"/>
-        </w:rPr>
-        <w:t xml:space="preserve">NavRail</w:t>
-      </w:r>
-      <w:r>
-        <w:t xml:space="preserve">, a unified search/filter/CSV-export/bulk-approve</w:t>
-      </w:r>
-      <w:r>
-        <w:t xml:space="preserve"> </w:t>
-      </w:r>
-      <w:r>
-        <w:rPr>
-          <w:rStyle w:val="VerbatimChar"/>
-        </w:rPr>
-        <w:t xml:space="preserve">Toolbar</w:t>
-      </w:r>
-      <w:r>
-        <w:t xml:space="preserve">,</w:t>
-      </w:r>
-      <w:r>
-        <w:t xml:space="preserve"> </w:t>
-      </w:r>
-      <w:r>
-        <w:rPr>
-          <w:rStyle w:val="VerbatimChar"/>
-        </w:rPr>
-        <w:t xml:space="preserve">SummaryCards</w:t>
-      </w:r>
-      <w:r>
-        <w:t xml:space="preserve">, a by-type/by-tier</w:t>
-      </w:r>
-      <w:r>
-        <w:t xml:space="preserve"> </w:t>
-      </w:r>
-      <w:r>
-        <w:rPr>
-          <w:rStyle w:val="VerbatimChar"/>
-        </w:rPr>
-        <w:t xml:space="preserve">ChartRow</w:t>
-      </w:r>
-      <w:r>
-        <w:t xml:space="preserve">, and a dense, sortable</w:t>
-      </w:r>
-      <w:r>
-        <w:t xml:space="preserve"> </w:t>
-      </w:r>
-      <w:r>
-        <w:rPr>
-          <w:rStyle w:val="VerbatimChar"/>
-        </w:rPr>
-        <w:t xml:space="preserve">QueueTable</w:t>
-      </w:r>
-    </w:p>
-    <w:p>
-      <w:pPr>
-        <w:pStyle w:val="Compact"/>
-        <w:numPr>
-          <w:ilvl w:val="0"/>
-          <w:numId w:val="1003"/>
-        </w:numPr>
-      </w:pPr>
-      <w:r>
-        <w:t xml:space="preserve">A right-side overlay</w:t>
+        <w:t xml:space="preserve">Overview</w:t>
+      </w:r>
+      <w:r>
+        <w:t xml:space="preserve"> </w:t>
+      </w:r>
+      <w:r>
+        <w:t xml:space="preserve">(portfolio KPIs, health mix, ATA</w:t>
+      </w:r>
+      <w:r>
+        <w:t xml:space="preserve"> </w:t>
+      </w:r>
+      <w:r>
+        <w:t xml:space="preserve">risk, priority actions, in-place drill panels),</w:t>
       </w:r>
       <w:r>
         <w:t xml:space="preserve"> </w:t>
@@ -2723,31 +2577,10 @@
           <w:b/>
           <w:bCs/>
         </w:rPr>
-        <w:t xml:space="preserve">Drawer</w:t>
-      </w:r>
-      <w:r>
-        <w:t xml:space="preserve"> </w:t>
-      </w:r>
-      <w:r>
-        <w:t xml:space="preserve">(deep-linkable via</w:t>
-      </w:r>
-      <w:r>
-        <w:t xml:space="preserve"> </w:t>
-      </w:r>
-      <w:r>
-        <w:rPr>
-          <w:rStyle w:val="VerbatimChar"/>
-        </w:rPr>
-        <w:t xml:space="preserve">#/:tab/:id</w:t>
-      </w:r>
-      <w:r>
-        <w:t xml:space="preserve">) showing</w:t>
-      </w:r>
-      <w:r>
-        <w:t xml:space="preserve"> </w:t>
-      </w:r>
-      <w:r>
-        <w:t xml:space="preserve">provenance detail, a</w:t>
+        <w:t xml:space="preserve">Part Drill-Down</w:t>
+      </w:r>
+      <w:r>
+        <w:t xml:space="preserve">,</w:t>
       </w:r>
       <w:r>
         <w:t xml:space="preserve"> </w:t>
@@ -2757,43 +2590,25 @@
           <w:b/>
           <w:bCs/>
         </w:rPr>
-        <w:t xml:space="preserve">ConfidenceHero</w:t>
-      </w:r>
-      <w:r>
-        <w:t xml:space="preserve"> </w:t>
-      </w:r>
-      <w:r>
-        <w:t xml:space="preserve">card (tiered gradient percentage,</w:t>
-      </w:r>
-      <w:r>
-        <w:t xml:space="preserve"> </w:t>
-      </w:r>
-      <w:r>
-        <w:t xml:space="preserve">“Key findings”</w:t>
-      </w:r>
-      <w:r>
-        <w:t xml:space="preserve"> </w:t>
-      </w:r>
-      <w:r>
-        <w:t xml:space="preserve">evidence list, humanized guardrail notes), and — for approved</w:t>
-      </w:r>
-      <w:r>
-        <w:t xml:space="preserve"> </w:t>
-      </w:r>
-      <w:r>
-        <w:t xml:space="preserve">rows — inline writeback history with one-click rollback</w:t>
-      </w:r>
-    </w:p>
-    <w:p>
-      <w:pPr>
-        <w:pStyle w:val="Compact"/>
-        <w:numPr>
-          <w:ilvl w:val="0"/>
-          <w:numId w:val="1003"/>
-        </w:numPr>
-      </w:pPr>
-      <w:r>
-        <w:t xml:space="preserve">A lazily-loaded</w:t>
+        <w:t xml:space="preserve">Workbench</w:t>
+      </w:r>
+      <w:r>
+        <w:t xml:space="preserve"> </w:t>
+      </w:r>
+      <w:r>
+        <w:t xml:space="preserve">(the server-paged core approval loop — search/filter/sort, accept/reject/dismiss,</w:t>
+      </w:r>
+      <w:r>
+        <w:t xml:space="preserve"> </w:t>
+      </w:r>
+      <w:r>
+        <w:t xml:space="preserve">bulk actions, a documented 200-row page-size ceiling with no virtualization</w:t>
+      </w:r>
+      <w:r>
+        <w:t xml:space="preserve"> </w:t>
+      </w:r>
+      <w:r>
+        <w:t xml:space="preserve">library),</w:t>
       </w:r>
       <w:r>
         <w:t xml:space="preserve"> </w:t>
@@ -2803,34 +2618,13 @@
           <w:b/>
           <w:bCs/>
         </w:rPr>
-        <w:t xml:space="preserve">part-context drawer strip</w:t>
-      </w:r>
-      <w:r>
-        <w:t xml:space="preserve">: on-hand/serviceable/in-repair/need,</w:t>
-      </w:r>
-      <w:r>
-        <w:t xml:space="preserve"> </w:t>
-      </w:r>
-      <w:r>
-        <w:t xml:space="preserve">lead-time, open orders, and a dependency-free inline-SVG demand trend chart with</w:t>
-      </w:r>
-      <w:r>
-        <w:t xml:space="preserve"> </w:t>
-      </w:r>
-      <w:r>
-        <w:t xml:space="preserve">real-elapsed-time bar positioning and calendar gridlines</w:t>
-      </w:r>
-    </w:p>
-    <w:p>
-      <w:pPr>
-        <w:pStyle w:val="Compact"/>
-        <w:numPr>
-          <w:ilvl w:val="0"/>
-          <w:numId w:val="1003"/>
-        </w:numPr>
-      </w:pPr>
-      <w:r>
-        <w:t xml:space="preserve">A</w:t>
+        <w:t xml:space="preserve">AI Recommendations</w:t>
+      </w:r>
+      <w:r>
+        <w:t xml:space="preserve"> </w:t>
+      </w:r>
+      <w:r>
+        <w:t xml:space="preserve">(explainable rec → reason → action cards),</w:t>
       </w:r>
       <w:r>
         <w:t xml:space="preserve"> </w:t>
@@ -2840,22 +2634,10 @@
           <w:b/>
           <w:bCs/>
         </w:rPr>
-        <w:t xml:space="preserve">Dashboard</w:t>
-      </w:r>
-      <w:r>
-        <w:t xml:space="preserve"> </w:t>
-      </w:r>
-      <w:r>
-        <w:t xml:space="preserve">view (</w:t>
-      </w:r>
-      <w:r>
-        <w:rPr>
-          <w:rStyle w:val="VerbatimChar"/>
-        </w:rPr>
-        <w:t xml:space="preserve">#/dashboard</w:t>
-      </w:r>
-      <w:r>
-        <w:t xml:space="preserve">) and a</w:t>
+        <w:t xml:space="preserve">Forecast &amp; Service Levels</w:t>
+      </w:r>
+      <w:r>
+        <w:t xml:space="preserve">,</w:t>
       </w:r>
       <w:r>
         <w:t xml:space="preserve"> </w:t>
@@ -2865,135 +2647,37 @@
           <w:b/>
           <w:bCs/>
         </w:rPr>
-        <w:t xml:space="preserve">Reports</w:t>
-      </w:r>
-      <w:r>
-        <w:t xml:space="preserve"> </w:t>
-      </w:r>
-      <w:r>
-        <w:t xml:space="preserve">view (</w:t>
-      </w:r>
-      <w:r>
-        <w:rPr>
-          <w:rStyle w:val="VerbatimChar"/>
-        </w:rPr>
-        <w:t xml:space="preserve">#/reports</w:t>
-      </w:r>
-      <w:r>
-        <w:t xml:space="preserve">)</w:t>
-      </w:r>
-      <w:r>
-        <w:t xml:space="preserve"> </w:t>
-      </w:r>
-      <w:r>
-        <w:t xml:space="preserve">rendering the BVR</w:t>
-      </w:r>
-    </w:p>
-    <w:p>
-      <w:pPr>
-        <w:pStyle w:val="Compact"/>
-        <w:numPr>
-          <w:ilvl w:val="0"/>
-          <w:numId w:val="1003"/>
-        </w:numPr>
-      </w:pPr>
-      <w:r>
-        <w:t xml:space="preserve">User-toggleable dark/light theme (dark-first default), an automated,</w:t>
-      </w:r>
-      <w:r>
-        <w:t xml:space="preserve"> </w:t>
-      </w:r>
-      <w:r>
-        <w:t xml:space="preserve">dependency-free WCAG contrast test suite (79 token pairs, tiered AAA/AA) gating</w:t>
-      </w:r>
-      <w:r>
-        <w:t xml:space="preserve"> </w:t>
-      </w:r>
-      <w:r>
-        <w:t xml:space="preserve">every color decision in the palette</w:t>
-      </w:r>
-    </w:p>
-    <w:p>
-      <w:pPr>
-        <w:pStyle w:val="FirstParagraph"/>
-      </w:pPr>
-      <w:r>
-        <w:t xml:space="preserve">236 Vitest tests,</w:t>
-      </w:r>
-      <w:r>
-        <w:t xml:space="preserve"> </w:t>
-      </w:r>
-      <w:r>
-        <w:rPr>
-          <w:rStyle w:val="VerbatimChar"/>
-        </w:rPr>
-        <w:t xml:space="preserve">tsc</w:t>
-      </w:r>
-      <w:r>
-        <w:t xml:space="preserve"> </w:t>
-      </w:r>
-      <w:r>
-        <w:t xml:space="preserve">clean. A living</w:t>
-      </w:r>
-      <w:r>
-        <w:t xml:space="preserve"> </w:t>
-      </w:r>
-      <w:r>
-        <w:rPr>
-          <w:rStyle w:val="VerbatimChar"/>
-        </w:rPr>
-        <w:t xml:space="preserve">UAT.md</w:t>
-      </w:r>
-      <w:r>
-        <w:t xml:space="preserve"> </w:t>
-      </w:r>
-      <w:r>
-        <w:t xml:space="preserve">documents every manual case</w:t>
-      </w:r>
-      <w:r>
-        <w:t xml:space="preserve"> </w:t>
-      </w:r>
-      <w:r>
-        <w:t xml:space="preserve">against the automated-test map — the same document this session’s full UAT pass</w:t>
-      </w:r>
-      <w:r>
-        <w:t xml:space="preserve"> </w:t>
-      </w:r>
-      <w:r>
-        <w:t xml:space="preserve">exercised end-to-end (see §12).</w:t>
-      </w:r>
-    </w:p>
-    <w:bookmarkEnd w:id="16"/>
-    <w:bookmarkStart w:id="17" w:name="X3d88dd34e4cf4b8d3757c9630b53c7627a0c451"/>
-    <w:p>
-      <w:pPr>
-        <w:pStyle w:val="Heading1"/>
-      </w:pPr>
-      <w:r>
-        <w:t xml:space="preserve">9. Trax Inventory Optimizer (</w:t>
-      </w:r>
-      <w:r>
-        <w:rPr>
-          <w:rStyle w:val="VerbatimChar"/>
-        </w:rPr>
-        <w:t xml:space="preserve">apps/web</w:t>
-      </w:r>
-      <w:r>
-        <w:t xml:space="preserve">) — The Spec-Faithful App</w:t>
-      </w:r>
-    </w:p>
-    <w:p>
-      <w:pPr>
-        <w:pStyle w:val="FirstParagraph"/>
-      </w:pPr>
-      <w:r>
-        <w:t xml:space="preserve">A second, independently-built frontend rendering the full PRD §6 surface directly</w:t>
-      </w:r>
-      <w:r>
-        <w:t xml:space="preserve"> </w:t>
-      </w:r>
-      <w:r>
-        <w:t xml:space="preserve">over the same BFF — seven views:</w:t>
+        <w:t xml:space="preserve">What-If Scenarios</w:t>
+      </w:r>
+      <w:r>
+        <w:t xml:space="preserve"> </w:t>
+      </w:r>
+      <w:r>
+        <w:t xml:space="preserve">(live-solved service-level /</w:t>
+      </w:r>
+      <w:r>
+        <w:t xml:space="preserve"> </w:t>
+      </w:r>
+      <w:r>
+        <w:t xml:space="preserve">budget / turnaround-time sliders, a cost–service frontier chart, save / compare /</w:t>
+      </w:r>
+      <w:r>
+        <w:t xml:space="preserve"> </w:t>
+      </w:r>
+      <w:r>
+        <w:t xml:space="preserve">commit with an honest</w:t>
+      </w:r>
+      <w:r>
+        <w:t xml:space="preserve"> </w:t>
+      </w:r>
+      <w:r>
+        <w:t xml:space="preserve">“no eMRO writeback occurred”</w:t>
+      </w:r>
+      <w:r>
+        <w:t xml:space="preserve"> </w:t>
+      </w:r>
+      <w:r>
+        <w:t xml:space="preserve">confirmation), and</w:t>
       </w:r>
       <w:r>
         <w:t xml:space="preserve"> </w:t>
@@ -3003,34 +2687,13 @@
           <w:b/>
           <w:bCs/>
         </w:rPr>
-        <w:t xml:space="preserve">Overview</w:t>
-      </w:r>
-      <w:r>
-        <w:t xml:space="preserve"> </w:t>
-      </w:r>
-      <w:r>
-        <w:t xml:space="preserve">(portfolio KPIs, health mix, ATA</w:t>
-      </w:r>
-      <w:r>
-        <w:t xml:space="preserve"> </w:t>
-      </w:r>
-      <w:r>
-        <w:t xml:space="preserve">risk, priority actions, in-place drill panels),</w:t>
-      </w:r>
-      <w:r>
-        <w:t xml:space="preserve"> </w:t>
+        <w:t xml:space="preserve">Data &amp;</w:t>
       </w:r>
       <w:r>
         <w:rPr>
           <w:b/>
           <w:bCs/>
         </w:rPr>
-        <w:t xml:space="preserve">Part Drill-Down</w:t>
-      </w:r>
-      <w:r>
-        <w:t xml:space="preserve">,</w:t>
-      </w:r>
-      <w:r>
         <w:t xml:space="preserve"> </w:t>
       </w:r>
       <w:r>
@@ -3038,25 +2701,69 @@
           <w:b/>
           <w:bCs/>
         </w:rPr>
-        <w:t xml:space="preserve">Workbench</w:t>
-      </w:r>
-      <w:r>
-        <w:t xml:space="preserve"> </w:t>
-      </w:r>
-      <w:r>
-        <w:t xml:space="preserve">(the server-paged core approval loop — search/filter/sort, accept/reject/dismiss,</w:t>
-      </w:r>
-      <w:r>
-        <w:t xml:space="preserve"> </w:t>
-      </w:r>
-      <w:r>
-        <w:t xml:space="preserve">bulk actions, a documented 200-row page-size ceiling with no virtualization</w:t>
-      </w:r>
-      <w:r>
-        <w:t xml:space="preserve"> </w:t>
-      </w:r>
-      <w:r>
-        <w:t xml:space="preserve">library),</w:t>
+        <w:t xml:space="preserve">Connections</w:t>
+      </w:r>
+      <w:r>
+        <w:t xml:space="preserve"> </w:t>
+      </w:r>
+      <w:r>
+        <w:t xml:space="preserve">(a 13-feed connection-status table —</w:t>
+      </w:r>
+      <w:r>
+        <w:t xml:space="preserve"> </w:t>
+      </w:r>
+      <w:r>
+        <w:rPr>
+          <w:rStyle w:val="VerbatimChar"/>
+        </w:rPr>
+        <w:t xml:space="preserve">CONNECTED</w:t>
+      </w:r>
+      <w:r>
+        <w:t xml:space="preserve"> </w:t>
+      </w:r>
+      <w:r>
+        <w:t xml:space="preserve">/</w:t>
+      </w:r>
+      <w:r>
+        <w:t xml:space="preserve"> </w:t>
+      </w:r>
+      <w:r>
+        <w:rPr>
+          <w:rStyle w:val="VerbatimChar"/>
+        </w:rPr>
+        <w:t xml:space="preserve">PARTIAL</w:t>
+      </w:r>
+      <w:r>
+        <w:t xml:space="preserve"> </w:t>
+      </w:r>
+      <w:r>
+        <w:t xml:space="preserve">/</w:t>
+      </w:r>
+      <w:r>
+        <w:t xml:space="preserve"> </w:t>
+      </w:r>
+      <w:r>
+        <w:rPr>
+          <w:rStyle w:val="VerbatimChar"/>
+        </w:rPr>
+        <w:t xml:space="preserve">NOT_CONNECTED</w:t>
+      </w:r>
+      <w:r>
+        <w:t xml:space="preserve">, with honest per-feed notes rather than a decorative green light</w:t>
+      </w:r>
+      <w:r>
+        <w:t xml:space="preserve"> </w:t>
+      </w:r>
+      <w:r>
+        <w:t xml:space="preserve">everywhere).</w:t>
+      </w:r>
+    </w:p>
+    <w:p>
+      <w:pPr>
+        <w:pStyle w:val="BodyText"/>
+      </w:pPr>
+      <w:r>
+        <w:t xml:space="preserve">The load-bearing design discipline here is the</w:t>
       </w:r>
       <w:r>
         <w:t xml:space="preserve"> </w:t>
@@ -3066,13 +2773,189 @@
           <w:b/>
           <w:bCs/>
         </w:rPr>
-        <w:t xml:space="preserve">AI Recommendations</w:t>
-      </w:r>
-      <w:r>
-        <w:t xml:space="preserve"> </w:t>
-      </w:r>
-      <w:r>
-        <w:t xml:space="preserve">(explainable rec → reason → action cards),</w:t>
+        <w:t xml:space="preserve">provenance invariant</w:t>
+      </w:r>
+      <w:r>
+        <w:t xml:space="preserve">: every</w:t>
+      </w:r>
+      <w:r>
+        <w:t xml:space="preserve"> </w:t>
+      </w:r>
+      <w:r>
+        <w:t xml:space="preserve">displayed number is a typed</w:t>
+      </w:r>
+      <w:r>
+        <w:t xml:space="preserve"> </w:t>
+      </w:r>
+      <w:r>
+        <w:rPr>
+          <w:rStyle w:val="VerbatimChar"/>
+        </w:rPr>
+        <w:t xml:space="preserve">MetricValue</w:t>
+      </w:r>
+      <w:r>
+        <w:t xml:space="preserve"> </w:t>
+      </w:r>
+      <w:r>
+        <w:t xml:space="preserve">and cannot render without its</w:t>
+      </w:r>
+      <w:r>
+        <w:t xml:space="preserve"> </w:t>
+      </w:r>
+      <w:r>
+        <w:rPr>
+          <w:rStyle w:val="VerbatimChar"/>
+        </w:rPr>
+        <w:t xml:space="preserve">{source, systemOfRecord, freshnessAt, coverage, confidence, derived}</w:t>
+      </w:r>
+      <w:r>
+        <w:t xml:space="preserve"> </w:t>
+      </w:r>
+      <w:r>
+        <w:t xml:space="preserve">lineage</w:t>
+      </w:r>
+      <w:r>
+        <w:t xml:space="preserve"> </w:t>
+      </w:r>
+      <w:r>
+        <w:t xml:space="preserve">attached — enforced at the type level, not by convention. A shared</w:t>
+      </w:r>
+      <w:r>
+        <w:t xml:space="preserve"> </w:t>
+      </w:r>
+      <w:r>
+        <w:rPr>
+          <w:rStyle w:val="VerbatimChar"/>
+        </w:rPr>
+        <w:t xml:space="preserve">&lt;QueryState&gt;</w:t>
+      </w:r>
+      <w:r>
+        <w:t xml:space="preserve"> </w:t>
+      </w:r>
+      <w:r>
+        <w:t xml:space="preserve">helper standardizes loading/error/empty handling across all seven views, and a</w:t>
+      </w:r>
+      <w:r>
+        <w:t xml:space="preserve"> </w:t>
+      </w:r>
+      <w:r>
+        <w:t xml:space="preserve">dependency-free</w:t>
+      </w:r>
+      <w:r>
+        <w:t xml:space="preserve"> </w:t>
+      </w:r>
+      <w:r>
+        <w:rPr>
+          <w:rStyle w:val="VerbatimChar"/>
+        </w:rPr>
+        <w:t xml:space="preserve">useFocusTrap</w:t>
+      </w:r>
+      <w:r>
+        <w:t xml:space="preserve"> </w:t>
+      </w:r>
+      <w:r>
+        <w:t xml:space="preserve">hook backs every confirm dialog (reject, commit)</w:t>
+      </w:r>
+      <w:r>
+        <w:t xml:space="preserve"> </w:t>
+      </w:r>
+      <w:r>
+        <w:t xml:space="preserve">with tested Tab-wrap, Escape-close, and focus-restoration behavior. A</w:t>
+      </w:r>
+      <w:r>
+        <w:t xml:space="preserve"> </w:t>
+      </w:r>
+      <w:r>
+        <w:t xml:space="preserve">user-toggleable dark/light theme (dark-first default) rounds out the shell.</w:t>
+      </w:r>
+    </w:p>
+    <w:p>
+      <w:pPr>
+        <w:pStyle w:val="BodyText"/>
+      </w:pPr>
+      <w:r>
+        <w:t xml:space="preserve">231 Vitest tests, one best-effort Playwright e2e spec, build + lint clean. A</w:t>
+      </w:r>
+      <w:r>
+        <w:t xml:space="preserve"> </w:t>
+      </w:r>
+      <w:r>
+        <w:t xml:space="preserve">living</w:t>
+      </w:r>
+      <w:r>
+        <w:t xml:space="preserve"> </w:t>
+      </w:r>
+      <w:r>
+        <w:rPr>
+          <w:rStyle w:val="VerbatimChar"/>
+        </w:rPr>
+        <w:t xml:space="preserve">UAT.md</w:t>
+      </w:r>
+      <w:r>
+        <w:t xml:space="preserve"> </w:t>
+      </w:r>
+      <w:r>
+        <w:t xml:space="preserve">documents every manual case against the automated-test map — the</w:t>
+      </w:r>
+      <w:r>
+        <w:t xml:space="preserve"> </w:t>
+      </w:r>
+      <w:r>
+        <w:t xml:space="preserve">same document this session’s full UAT pass exercised end-to-end (see §11).</w:t>
+      </w:r>
+    </w:p>
+    <w:bookmarkEnd w:id="16"/>
+    <w:bookmarkStart w:id="17" w:name="business-value-report-bvr"/>
+    <w:p>
+      <w:pPr>
+        <w:pStyle w:val="Heading1"/>
+      </w:pPr>
+      <w:r>
+        <w:t xml:space="preserve">9. Business Value Report (BVR)</w:t>
+      </w:r>
+    </w:p>
+    <w:p>
+      <w:pPr>
+        <w:pStyle w:val="FirstParagraph"/>
+      </w:pPr>
+      <w:r>
+        <w:t xml:space="preserve">A schema-locked (</w:t>
+      </w:r>
+      <w:r>
+        <w:rPr>
+          <w:rStyle w:val="VerbatimChar"/>
+        </w:rPr>
+        <w:t xml:space="preserve">BvrReport 1.1.0</w:t>
+      </w:r>
+      <w:r>
+        <w:t xml:space="preserve">) JSON report, a printable Jinja2 + inline-SVG</w:t>
+      </w:r>
+      <w:r>
+        <w:t xml:space="preserve"> </w:t>
+      </w:r>
+      <w:r>
+        <w:t xml:space="preserve">HTML document, and a WeasyPrint-rendered PDF — all derived from one memoized,</w:t>
+      </w:r>
+      <w:r>
+        <w:t xml:space="preserve"> </w:t>
+      </w:r>
+      <w:r>
+        <w:t xml:space="preserve">decision-invalidated</w:t>
+      </w:r>
+      <w:r>
+        <w:t xml:space="preserve"> </w:t>
+      </w:r>
+      <w:r>
+        <w:rPr>
+          <w:rStyle w:val="VerbatimChar"/>
+        </w:rPr>
+        <w:t xml:space="preserve">PlannerStore.bvr()</w:t>
+      </w:r>
+      <w:r>
+        <w:t xml:space="preserve"> </w:t>
+      </w:r>
+      <w:r>
+        <w:t xml:space="preserve">call. It reports</w:t>
       </w:r>
       <w:r>
         <w:t xml:space="preserve"> </w:t>
@@ -3082,10 +2965,124 @@
           <w:b/>
           <w:bCs/>
         </w:rPr>
-        <w:t xml:space="preserve">Forecast &amp; Service Levels</w:t>
-      </w:r>
-      <w:r>
-        <w:t xml:space="preserve">,</w:t>
+        <w:t xml:space="preserve">projected-only</w:t>
+      </w:r>
+      <w:r>
+        <w:t xml:space="preserve"> </w:t>
+      </w:r>
+      <w:r>
+        <w:t xml:space="preserve">savings attribution against the pre-agent baseline (holding cost, ordering cost,</w:t>
+      </w:r>
+      <w:r>
+        <w:t xml:space="preserve"> </w:t>
+      </w:r>
+      <w:r>
+        <w:t xml:space="preserve">stockout risk — each with disclosed inputs, including how many changes were</w:t>
+      </w:r>
+      <w:r>
+        <w:t xml:space="preserve"> </w:t>
+      </w:r>
+      <w:r>
+        <w:t xml:space="preserve">ordering-skipped due to non-positive EOQ), tier posture, governance, a forward</w:t>
+      </w:r>
+      <w:r>
+        <w:t xml:space="preserve"> </w:t>
+      </w:r>
+      <w:r>
+        <w:t xml:space="preserve">look, and a methodology section that explicitly discloses</w:t>
+      </w:r>
+      <w:r>
+        <w:t xml:space="preserve"> </w:t>
+      </w:r>
+      <w:r>
+        <w:rPr>
+          <w:rStyle w:val="VerbatimChar"/>
+        </w:rPr>
+        <w:t xml:space="preserve">keys_total_portfolio</w:t>
+      </w:r>
+      <w:r>
+        <w:t xml:space="preserve"> </w:t>
+      </w:r>
+      <w:r>
+        <w:t xml:space="preserve">— the tenant’s full</w:t>
+      </w:r>
+      <w:r>
+        <w:t xml:space="preserve"> </w:t>
+      </w:r>
+      <w:r>
+        <w:rPr>
+          <w:rStyle w:val="VerbatimChar"/>
+        </w:rPr>
+        <w:t xml:space="preserve">(pn, location)</w:t>
+      </w:r>
+      <w:r>
+        <w:t xml:space="preserve"> </w:t>
+      </w:r>
+      <w:r>
+        <w:t xml:space="preserve">universe — alongside however many keys were</w:t>
+      </w:r>
+      <w:r>
+        <w:t xml:space="preserve"> </w:t>
+      </w:r>
+      <w:r>
+        <w:t xml:space="preserve">actually valued, so the report never silently implies full-portfolio coverage</w:t>
+      </w:r>
+      <w:r>
+        <w:t xml:space="preserve"> </w:t>
+      </w:r>
+      <w:r>
+        <w:t xml:space="preserve">when some keys lacked demand history, criticality, vendor economics, or stock</w:t>
+      </w:r>
+      <w:r>
+        <w:t xml:space="preserve"> </w:t>
+      </w:r>
+      <w:r>
+        <w:t xml:space="preserve">position data.</w:t>
+      </w:r>
+    </w:p>
+    <w:bookmarkEnd w:id="17"/>
+    <w:bookmarkStart w:id="18" w:name="local-full-stack-deployment"/>
+    <w:p>
+      <w:pPr>
+        <w:pStyle w:val="Heading1"/>
+      </w:pPr>
+      <w:r>
+        <w:t xml:space="preserve">10. Local Full-Stack Deployment</w:t>
+      </w:r>
+    </w:p>
+    <w:p>
+      <w:pPr>
+        <w:pStyle w:val="FirstParagraph"/>
+      </w:pPr>
+      <w:r>
+        <w:rPr>
+          <w:rStyle w:val="VerbatimChar"/>
+        </w:rPr>
+        <w:t xml:space="preserve">docker-compose.yml</w:t>
+      </w:r>
+      <w:r>
+        <w:t xml:space="preserve"> </w:t>
+      </w:r>
+      <w:r>
+        <w:t xml:space="preserve">at the repo root (project name</w:t>
+      </w:r>
+      <w:r>
+        <w:t xml:space="preserve"> </w:t>
+      </w:r>
+      <w:r>
+        <w:rPr>
+          <w:rStyle w:val="VerbatimChar"/>
+        </w:rPr>
+        <w:t xml:space="preserve">trax-io-planner</w:t>
+      </w:r>
+      <w:r>
+        <w:t xml:space="preserve">) runs two</w:t>
+      </w:r>
+      <w:r>
+        <w:t xml:space="preserve"> </w:t>
+      </w:r>
+      <w:r>
+        <w:t xml:space="preserve">services:</w:t>
       </w:r>
       <w:r>
         <w:t xml:space="preserve"> </w:t>
@@ -3095,37 +3092,22 @@
           <w:b/>
           <w:bCs/>
         </w:rPr>
-        <w:t xml:space="preserve">What-If Scenarios</w:t>
-      </w:r>
-      <w:r>
-        <w:t xml:space="preserve"> </w:t>
-      </w:r>
-      <w:r>
-        <w:t xml:space="preserve">(live-solved service-level /</w:t>
-      </w:r>
-      <w:r>
-        <w:t xml:space="preserve"> </w:t>
-      </w:r>
-      <w:r>
-        <w:t xml:space="preserve">budget / turnaround-time sliders, a cost–service frontier chart, save / compare /</w:t>
-      </w:r>
-      <w:r>
-        <w:t xml:space="preserve"> </w:t>
-      </w:r>
-      <w:r>
-        <w:t xml:space="preserve">commit with an honest</w:t>
-      </w:r>
-      <w:r>
-        <w:t xml:space="preserve"> </w:t>
-      </w:r>
-      <w:r>
-        <w:t xml:space="preserve">“no eMRO writeback occurred”</w:t>
-      </w:r>
-      <w:r>
-        <w:t xml:space="preserve"> </w:t>
-      </w:r>
-      <w:r>
-        <w:t xml:space="preserve">confirmation), and</w:t>
+        <w:t xml:space="preserve">bff</w:t>
+      </w:r>
+      <w:r>
+        <w:t xml:space="preserve"> </w:t>
+      </w:r>
+      <w:r>
+        <w:t xml:space="preserve">(</w:t>
+      </w:r>
+      <w:r>
+        <w:rPr>
+          <w:rStyle w:val="VerbatimChar"/>
+        </w:rPr>
+        <w:t xml:space="preserve">:8001</w:t>
+      </w:r>
+      <w:r>
+        <w:t xml:space="preserve">, booting in ~14 seconds from the full snapshot) and</w:t>
       </w:r>
       <w:r>
         <w:t xml:space="preserve"> </w:t>
@@ -3135,547 +3117,104 @@
           <w:b/>
           <w:bCs/>
         </w:rPr>
-        <w:t xml:space="preserve">Data &amp;</w:t>
-      </w:r>
-      <w:r>
-        <w:rPr>
-          <w:b/>
-          <w:bCs/>
-        </w:rPr>
-        <w:t xml:space="preserve"> </w:t>
-      </w:r>
-      <w:r>
-        <w:rPr>
-          <w:b/>
-          <w:bCs/>
-        </w:rPr>
-        <w:t xml:space="preserve">Connections</w:t>
-      </w:r>
-      <w:r>
-        <w:t xml:space="preserve"> </w:t>
-      </w:r>
-      <w:r>
-        <w:t xml:space="preserve">(a 13-feed connection-status table —</w:t>
-      </w:r>
-      <w:r>
-        <w:t xml:space="preserve"> </w:t>
-      </w:r>
-      <w:r>
-        <w:rPr>
-          <w:rStyle w:val="VerbatimChar"/>
-        </w:rPr>
-        <w:t xml:space="preserve">CONNECTED</w:t>
-      </w:r>
-      <w:r>
-        <w:t xml:space="preserve"> </w:t>
-      </w:r>
-      <w:r>
-        <w:t xml:space="preserve">/</w:t>
-      </w:r>
-      <w:r>
-        <w:t xml:space="preserve"> </w:t>
-      </w:r>
-      <w:r>
-        <w:rPr>
-          <w:rStyle w:val="VerbatimChar"/>
-        </w:rPr>
-        <w:t xml:space="preserve">PARTIAL</w:t>
-      </w:r>
-      <w:r>
-        <w:t xml:space="preserve"> </w:t>
-      </w:r>
-      <w:r>
-        <w:t xml:space="preserve">/</w:t>
-      </w:r>
-      <w:r>
-        <w:t xml:space="preserve"> </w:t>
-      </w:r>
-      <w:r>
-        <w:rPr>
-          <w:rStyle w:val="VerbatimChar"/>
-        </w:rPr>
-        <w:t xml:space="preserve">NOT_CONNECTED</w:t>
-      </w:r>
-      <w:r>
-        <w:t xml:space="preserve">, with honest per-feed notes rather than a decorative green light</w:t>
-      </w:r>
-      <w:r>
-        <w:t xml:space="preserve"> </w:t>
-      </w:r>
-      <w:r>
-        <w:t xml:space="preserve">everywhere).</w:t>
-      </w:r>
-    </w:p>
-    <w:p>
-      <w:pPr>
-        <w:pStyle w:val="BodyText"/>
-      </w:pPr>
-      <w:r>
-        <w:t xml:space="preserve">The load-bearing design discipline here is the</w:t>
-      </w:r>
-      <w:r>
-        <w:t xml:space="preserve"> </w:t>
-      </w:r>
-      <w:r>
-        <w:rPr>
-          <w:b/>
-          <w:bCs/>
-        </w:rPr>
-        <w:t xml:space="preserve">provenance invariant</w:t>
-      </w:r>
-      <w:r>
-        <w:t xml:space="preserve">: every</w:t>
-      </w:r>
-      <w:r>
-        <w:t xml:space="preserve"> </w:t>
-      </w:r>
-      <w:r>
-        <w:t xml:space="preserve">displayed number is a typed</w:t>
-      </w:r>
-      <w:r>
-        <w:t xml:space="preserve"> </w:t>
-      </w:r>
-      <w:r>
-        <w:rPr>
-          <w:rStyle w:val="VerbatimChar"/>
-        </w:rPr>
-        <w:t xml:space="preserve">MetricValue</w:t>
-      </w:r>
-      <w:r>
-        <w:t xml:space="preserve"> </w:t>
-      </w:r>
-      <w:r>
-        <w:t xml:space="preserve">and cannot render without its</w:t>
-      </w:r>
-      <w:r>
-        <w:t xml:space="preserve"> </w:t>
-      </w:r>
-      <w:r>
-        <w:rPr>
-          <w:rStyle w:val="VerbatimChar"/>
-        </w:rPr>
-        <w:t xml:space="preserve">{source, systemOfRecord, freshnessAt, coverage, confidence, derived}</w:t>
-      </w:r>
-      <w:r>
-        <w:t xml:space="preserve"> </w:t>
-      </w:r>
-      <w:r>
-        <w:t xml:space="preserve">lineage</w:t>
-      </w:r>
-      <w:r>
-        <w:t xml:space="preserve"> </w:t>
-      </w:r>
-      <w:r>
-        <w:t xml:space="preserve">attached — enforced at the type level, not by convention. A shared</w:t>
-      </w:r>
-      <w:r>
-        <w:t xml:space="preserve"> </w:t>
-      </w:r>
-      <w:r>
-        <w:rPr>
-          <w:rStyle w:val="VerbatimChar"/>
-        </w:rPr>
-        <w:t xml:space="preserve">&lt;QueryState&gt;</w:t>
-      </w:r>
-      <w:r>
-        <w:t xml:space="preserve"> </w:t>
-      </w:r>
-      <w:r>
-        <w:t xml:space="preserve">helper standardizes loading/error/empty handling across all seven views, and a</w:t>
-      </w:r>
-      <w:r>
-        <w:t xml:space="preserve"> </w:t>
-      </w:r>
-      <w:r>
-        <w:t xml:space="preserve">dependency-free</w:t>
-      </w:r>
-      <w:r>
-        <w:t xml:space="preserve"> </w:t>
-      </w:r>
-      <w:r>
-        <w:rPr>
-          <w:rStyle w:val="VerbatimChar"/>
-        </w:rPr>
-        <w:t xml:space="preserve">useFocusTrap</w:t>
-      </w:r>
-      <w:r>
-        <w:t xml:space="preserve"> </w:t>
-      </w:r>
-      <w:r>
-        <w:t xml:space="preserve">hook backs every confirm dialog (reject, commit)</w:t>
-      </w:r>
-      <w:r>
-        <w:t xml:space="preserve"> </w:t>
-      </w:r>
-      <w:r>
-        <w:t xml:space="preserve">with tested Tab-wrap, Escape-close, and focus-restoration behavior.</w:t>
-      </w:r>
-    </w:p>
-    <w:p>
-      <w:pPr>
-        <w:pStyle w:val="BodyText"/>
-      </w:pPr>
-      <w:r>
-        <w:t xml:space="preserve">231 Vitest tests, one best-effort Playwright e2e spec, build + lint clean.</w:t>
-      </w:r>
-    </w:p>
-    <w:bookmarkEnd w:id="17"/>
-    <w:bookmarkStart w:id="18" w:name="business-value-report-bvr"/>
+        <w:t xml:space="preserve">web</w:t>
+      </w:r>
+      <w:r>
+        <w:t xml:space="preserve"> </w:t>
+      </w:r>
+      <w:r>
+        <w:t xml:space="preserve">(</w:t>
+      </w:r>
+      <w:r>
+        <w:rPr>
+          <w:rStyle w:val="VerbatimChar"/>
+        </w:rPr>
+        <w:t xml:space="preserve">apps/web</w:t>
+      </w:r>
+      <w:r>
+        <w:t xml:space="preserve"> </w:t>
+      </w:r>
+      <w:r>
+        <w:t xml:space="preserve">via nginx,</w:t>
+      </w:r>
+      <w:r>
+        <w:t xml:space="preserve"> </w:t>
+      </w:r>
+      <w:r>
+        <w:rPr>
+          <w:rStyle w:val="VerbatimChar"/>
+        </w:rPr>
+        <w:t xml:space="preserve">:8089</w:t>
+      </w:r>
+      <w:r>
+        <w:t xml:space="preserve">, reverse-proxying</w:t>
+      </w:r>
+      <w:r>
+        <w:t xml:space="preserve"> </w:t>
+      </w:r>
+      <w:r>
+        <w:rPr>
+          <w:rStyle w:val="VerbatimChar"/>
+        </w:rPr>
+        <w:t xml:space="preserve">/v1</w:t>
+      </w:r>
+      <w:r>
+        <w:t xml:space="preserve"> </w:t>
+      </w:r>
+      <w:r>
+        <w:t xml:space="preserve">to the BFF</w:t>
+      </w:r>
+      <w:r>
+        <w:t xml:space="preserve"> </w:t>
+      </w:r>
+      <w:r>
+        <w:t xml:space="preserve">same-origin).</w:t>
+      </w:r>
+      <w:r>
+        <w:t xml:space="preserve"> </w:t>
+      </w:r>
+      <w:r>
+        <w:rPr>
+          <w:rStyle w:val="VerbatimChar"/>
+        </w:rPr>
+        <w:t xml:space="preserve">docker compose up --build</w:t>
+      </w:r>
+      <w:r>
+        <w:t xml:space="preserve"> </w:t>
+      </w:r>
+      <w:r>
+        <w:t xml:space="preserve">brings up the whole stack; each</w:t>
+      </w:r>
+      <w:r>
+        <w:t xml:space="preserve"> </w:t>
+      </w:r>
+      <w:r>
+        <w:t xml:space="preserve">service is scoped to this project only and never touches the shared</w:t>
+      </w:r>
+      <w:r>
+        <w:t xml:space="preserve"> </w:t>
+      </w:r>
+      <w:r>
+        <w:rPr>
+          <w:rStyle w:val="VerbatimChar"/>
+        </w:rPr>
+        <w:t xml:space="preserve">oracle19c</w:t>
+      </w:r>
+      <w:r>
+        <w:t xml:space="preserve"> </w:t>
+      </w:r>
+      <w:r>
+        <w:t xml:space="preserve">or MySQL containers used by other projects on the same machine.</w:t>
+      </w:r>
+    </w:p>
+    <w:bookmarkEnd w:id="18"/>
+    <w:bookmarkStart w:id="19" w:name="quality-posture"/>
     <w:p>
       <w:pPr>
         <w:pStyle w:val="Heading1"/>
       </w:pPr>
       <w:r>
-        <w:t xml:space="preserve">10. Business Value Report (BVR)</w:t>
-      </w:r>
-    </w:p>
-    <w:p>
-      <w:pPr>
-        <w:pStyle w:val="FirstParagraph"/>
-      </w:pPr>
-      <w:r>
-        <w:t xml:space="preserve">A schema-locked (</w:t>
-      </w:r>
-      <w:r>
-        <w:rPr>
-          <w:rStyle w:val="VerbatimChar"/>
-        </w:rPr>
-        <w:t xml:space="preserve">BvrReport 1.1.0</w:t>
-      </w:r>
-      <w:r>
-        <w:t xml:space="preserve">) JSON report, a printable Jinja2 + inline-SVG</w:t>
-      </w:r>
-      <w:r>
-        <w:t xml:space="preserve"> </w:t>
-      </w:r>
-      <w:r>
-        <w:t xml:space="preserve">HTML document, and a WeasyPrint-rendered PDF — all derived from one memoized,</w:t>
-      </w:r>
-      <w:r>
-        <w:t xml:space="preserve"> </w:t>
-      </w:r>
-      <w:r>
-        <w:t xml:space="preserve">decision-invalidated</w:t>
-      </w:r>
-      <w:r>
-        <w:t xml:space="preserve"> </w:t>
-      </w:r>
-      <w:r>
-        <w:rPr>
-          <w:rStyle w:val="VerbatimChar"/>
-        </w:rPr>
-        <w:t xml:space="preserve">PlannerStore.bvr()</w:t>
-      </w:r>
-      <w:r>
-        <w:t xml:space="preserve"> </w:t>
-      </w:r>
-      <w:r>
-        <w:t xml:space="preserve">call. It reports</w:t>
-      </w:r>
-      <w:r>
-        <w:t xml:space="preserve"> </w:t>
-      </w:r>
-      <w:r>
-        <w:rPr>
-          <w:b/>
-          <w:bCs/>
-        </w:rPr>
-        <w:t xml:space="preserve">projected-only</w:t>
-      </w:r>
-      <w:r>
-        <w:t xml:space="preserve"> </w:t>
-      </w:r>
-      <w:r>
-        <w:t xml:space="preserve">savings attribution against the pre-agent baseline (holding cost, ordering cost,</w:t>
-      </w:r>
-      <w:r>
-        <w:t xml:space="preserve"> </w:t>
-      </w:r>
-      <w:r>
-        <w:t xml:space="preserve">stockout risk — each with disclosed inputs, including how many changes were</w:t>
-      </w:r>
-      <w:r>
-        <w:t xml:space="preserve"> </w:t>
-      </w:r>
-      <w:r>
-        <w:t xml:space="preserve">ordering-skipped due to non-positive EOQ), tier posture, governance, a forward</w:t>
-      </w:r>
-      <w:r>
-        <w:t xml:space="preserve"> </w:t>
-      </w:r>
-      <w:r>
-        <w:t xml:space="preserve">look, and a methodology section that explicitly discloses</w:t>
-      </w:r>
-      <w:r>
-        <w:t xml:space="preserve"> </w:t>
-      </w:r>
-      <w:r>
-        <w:rPr>
-          <w:rStyle w:val="VerbatimChar"/>
-        </w:rPr>
-        <w:t xml:space="preserve">keys_total_portfolio</w:t>
-      </w:r>
-      <w:r>
-        <w:t xml:space="preserve"> </w:t>
-      </w:r>
-      <w:r>
-        <w:t xml:space="preserve">— the tenant’s full</w:t>
-      </w:r>
-      <w:r>
-        <w:t xml:space="preserve"> </w:t>
-      </w:r>
-      <w:r>
-        <w:rPr>
-          <w:rStyle w:val="VerbatimChar"/>
-        </w:rPr>
-        <w:t xml:space="preserve">(pn, location)</w:t>
-      </w:r>
-      <w:r>
-        <w:t xml:space="preserve"> </w:t>
-      </w:r>
-      <w:r>
-        <w:t xml:space="preserve">universe — alongside however many keys were</w:t>
-      </w:r>
-      <w:r>
-        <w:t xml:space="preserve"> </w:t>
-      </w:r>
-      <w:r>
-        <w:t xml:space="preserve">actually valued, so the report never silently implies full-portfolio coverage</w:t>
-      </w:r>
-      <w:r>
-        <w:t xml:space="preserve"> </w:t>
-      </w:r>
-      <w:r>
-        <w:t xml:space="preserve">when some keys lacked demand history, criticality, vendor economics, or stock</w:t>
-      </w:r>
-      <w:r>
-        <w:t xml:space="preserve"> </w:t>
-      </w:r>
-      <w:r>
-        <w:t xml:space="preserve">position data.</w:t>
-      </w:r>
-    </w:p>
-    <w:bookmarkEnd w:id="18"/>
-    <w:bookmarkStart w:id="19" w:name="local-full-stack-deployment"/>
-    <w:p>
-      <w:pPr>
-        <w:pStyle w:val="Heading1"/>
-      </w:pPr>
-      <w:r>
-        <w:t xml:space="preserve">11. Local Full-Stack Deployment</w:t>
-      </w:r>
-    </w:p>
-    <w:p>
-      <w:pPr>
-        <w:pStyle w:val="FirstParagraph"/>
-      </w:pPr>
-      <w:r>
-        <w:rPr>
-          <w:rStyle w:val="VerbatimChar"/>
-        </w:rPr>
-        <w:t xml:space="preserve">docker-compose.yml</w:t>
-      </w:r>
-      <w:r>
-        <w:t xml:space="preserve"> </w:t>
-      </w:r>
-      <w:r>
-        <w:t xml:space="preserve">at the repo root (project name</w:t>
-      </w:r>
-      <w:r>
-        <w:t xml:space="preserve"> </w:t>
-      </w:r>
-      <w:r>
-        <w:rPr>
-          <w:rStyle w:val="VerbatimChar"/>
-        </w:rPr>
-        <w:t xml:space="preserve">trax-io-planner</w:t>
-      </w:r>
-      <w:r>
-        <w:t xml:space="preserve">) runs three</w:t>
-      </w:r>
-      <w:r>
-        <w:t xml:space="preserve"> </w:t>
-      </w:r>
-      <w:r>
-        <w:t xml:space="preserve">services:</w:t>
-      </w:r>
-      <w:r>
-        <w:t xml:space="preserve"> </w:t>
-      </w:r>
-      <w:r>
-        <w:rPr>
-          <w:b/>
-          <w:bCs/>
-        </w:rPr>
-        <w:t xml:space="preserve">bff</w:t>
-      </w:r>
-      <w:r>
-        <w:t xml:space="preserve"> </w:t>
-      </w:r>
-      <w:r>
-        <w:t xml:space="preserve">(</w:t>
-      </w:r>
-      <w:r>
-        <w:rPr>
-          <w:rStyle w:val="VerbatimChar"/>
-        </w:rPr>
-        <w:t xml:space="preserve">:8001</w:t>
-      </w:r>
-      <w:r>
-        <w:t xml:space="preserve">, booting in ~14 seconds from the full snapshot),</w:t>
-      </w:r>
-      <w:r>
-        <w:t xml:space="preserve"> </w:t>
-      </w:r>
-      <w:r>
-        <w:rPr>
-          <w:b/>
-          <w:bCs/>
-        </w:rPr>
-        <w:t xml:space="preserve">ui</w:t>
-      </w:r>
-      <w:r>
-        <w:t xml:space="preserve"> </w:t>
-      </w:r>
-      <w:r>
-        <w:t xml:space="preserve">(</w:t>
-      </w:r>
-      <w:r>
-        <w:rPr>
-          <w:rStyle w:val="VerbatimChar"/>
-        </w:rPr>
-        <w:t xml:space="preserve">apps/planner-ui</w:t>
-      </w:r>
-      <w:r>
-        <w:t xml:space="preserve"> </w:t>
-      </w:r>
-      <w:r>
-        <w:t xml:space="preserve">via nginx,</w:t>
-      </w:r>
-      <w:r>
-        <w:t xml:space="preserve"> </w:t>
-      </w:r>
-      <w:r>
-        <w:rPr>
-          <w:rStyle w:val="VerbatimChar"/>
-        </w:rPr>
-        <w:t xml:space="preserve">:8088</w:t>
-      </w:r>
-      <w:r>
-        <w:t xml:space="preserve">, reverse-proxying</w:t>
-      </w:r>
-      <w:r>
-        <w:t xml:space="preserve"> </w:t>
-      </w:r>
-      <w:r>
-        <w:rPr>
-          <w:rStyle w:val="VerbatimChar"/>
-        </w:rPr>
-        <w:t xml:space="preserve">/v1</w:t>
-      </w:r>
-      <w:r>
-        <w:t xml:space="preserve"> </w:t>
-      </w:r>
-      <w:r>
-        <w:t xml:space="preserve">to the BFF</w:t>
-      </w:r>
-      <w:r>
-        <w:t xml:space="preserve"> </w:t>
-      </w:r>
-      <w:r>
-        <w:t xml:space="preserve">same-origin), and</w:t>
-      </w:r>
-      <w:r>
-        <w:t xml:space="preserve"> </w:t>
-      </w:r>
-      <w:r>
-        <w:rPr>
-          <w:b/>
-          <w:bCs/>
-        </w:rPr>
-        <w:t xml:space="preserve">web</w:t>
-      </w:r>
-      <w:r>
-        <w:t xml:space="preserve"> </w:t>
-      </w:r>
-      <w:r>
-        <w:t xml:space="preserve">(</w:t>
-      </w:r>
-      <w:r>
-        <w:rPr>
-          <w:rStyle w:val="VerbatimChar"/>
-        </w:rPr>
-        <w:t xml:space="preserve">apps/web</w:t>
-      </w:r>
-      <w:r>
-        <w:t xml:space="preserve"> </w:t>
-      </w:r>
-      <w:r>
-        <w:t xml:space="preserve">via nginx,</w:t>
-      </w:r>
-      <w:r>
-        <w:t xml:space="preserve"> </w:t>
-      </w:r>
-      <w:r>
-        <w:rPr>
-          <w:rStyle w:val="VerbatimChar"/>
-        </w:rPr>
-        <w:t xml:space="preserve">:8089</w:t>
-      </w:r>
-      <w:r>
-        <w:t xml:space="preserve">).</w:t>
-      </w:r>
-      <w:r>
-        <w:t xml:space="preserve"> </w:t>
-      </w:r>
-      <w:r>
-        <w:rPr>
-          <w:rStyle w:val="VerbatimChar"/>
-        </w:rPr>
-        <w:t xml:space="preserve">docker compose up --build</w:t>
-      </w:r>
-      <w:r>
-        <w:t xml:space="preserve"> </w:t>
-      </w:r>
-      <w:r>
-        <w:t xml:space="preserve">brings up the whole stack; each service is scoped to this project only</w:t>
-      </w:r>
-      <w:r>
-        <w:t xml:space="preserve"> </w:t>
-      </w:r>
-      <w:r>
-        <w:t xml:space="preserve">and never touches the shared</w:t>
-      </w:r>
-      <w:r>
-        <w:t xml:space="preserve"> </w:t>
-      </w:r>
-      <w:r>
-        <w:rPr>
-          <w:rStyle w:val="VerbatimChar"/>
-        </w:rPr>
-        <w:t xml:space="preserve">oracle19c</w:t>
-      </w:r>
-      <w:r>
-        <w:t xml:space="preserve"> </w:t>
-      </w:r>
-      <w:r>
-        <w:t xml:space="preserve">or MySQL containers used by other</w:t>
-      </w:r>
-      <w:r>
-        <w:t xml:space="preserve"> </w:t>
-      </w:r>
-      <w:r>
-        <w:t xml:space="preserve">projects on the same machine.</w:t>
-      </w:r>
-    </w:p>
-    <w:bookmarkEnd w:id="19"/>
-    <w:bookmarkStart w:id="20" w:name="quality-posture"/>
-    <w:p>
-      <w:pPr>
-        <w:pStyle w:val="Heading1"/>
-      </w:pPr>
-      <w:r>
-        <w:t xml:space="preserve">12. Quality Posture</w:t>
+        <w:t xml:space="preserve">11. Quality Posture</w:t>
       </w:r>
     </w:p>
     <w:p>
@@ -3784,7 +3323,7 @@
               <w:rPr>
                 <w:rStyle w:val="VerbatimChar"/>
               </w:rPr>
-              <w:t xml:space="preserve">apps/planner-ui</w:t>
+              <w:t xml:space="preserve">apps/web</w:t>
             </w:r>
           </w:p>
         </w:tc>
@@ -3795,45 +3334,6 @@
               <w:pStyle w:val="Compact"/>
             </w:pPr>
             <w:r>
-              <w:t xml:space="preserve">238/238 Vitest, clean</w:t>
-            </w:r>
-            <w:r>
-              <w:t xml:space="preserve"> </w:t>
-            </w:r>
-            <w:r>
-              <w:rPr>
-                <w:rStyle w:val="VerbatimChar"/>
-              </w:rPr>
-              <w:t xml:space="preserve">tsc</w:t>
-            </w:r>
-            <w:r>
-              <w:t xml:space="preserve">/build. 76/79 live UAT.md cases pass; 2 flagged as documentation drift from an earlier redesign (not broken function).</w:t>
-            </w:r>
-          </w:p>
-        </w:tc>
-      </w:tr>
-      <w:tr>
-        <w:tc>
-          <w:tcPr/>
-          <w:p>
-            <w:pPr>
-              <w:pStyle w:val="Compact"/>
-            </w:pPr>
-            <w:r>
-              <w:rPr>
-                <w:rStyle w:val="VerbatimChar"/>
-              </w:rPr>
-              <w:t xml:space="preserve">apps/web</w:t>
-            </w:r>
-          </w:p>
-        </w:tc>
-        <w:tc>
-          <w:tcPr/>
-          <w:p>
-            <w:pPr>
-              <w:pStyle w:val="Compact"/>
-            </w:pPr>
-            <w:r>
               <w:t xml:space="preserve">231/231 Vitest, clean build/lint, 1/1 Playwright e2e. Live walkthrough found and fixed one real bug — see below — then re-verified clean, including live, state-changing verification of approve/reject/bulk-approve/kill-switch against the real running BFF.</w:t>
             </w:r>
           </w:p>
@@ -3845,7 +3345,7 @@
         <w:pStyle w:val="BodyText"/>
       </w:pPr>
       <w:r>
-        <w:t xml:space="preserve">Both frontends carry living</w:t>
+        <w:t xml:space="preserve">The frontend carries a living</w:t>
       </w:r>
       <w:r>
         <w:t xml:space="preserve"> </w:t>
@@ -3860,7 +3360,7 @@
         <w:t xml:space="preserve"> </w:t>
       </w:r>
       <w:r>
-        <w:t xml:space="preserve">documents mapping every manual case to the</w:t>
+        <w:t xml:space="preserve">document mapping every manual case to the</w:t>
       </w:r>
       <w:r>
         <w:t xml:space="preserve"> </w:t>
@@ -4049,14 +3549,14 @@
         <w:t xml:space="preserve">verified live against the rebuilt Docker deployment, no regressions.</w:t>
       </w:r>
     </w:p>
-    <w:bookmarkEnd w:id="20"/>
-    <w:bookmarkStart w:id="21" w:name="what-is-explicitly-not-yet-built"/>
+    <w:bookmarkEnd w:id="19"/>
+    <w:bookmarkStart w:id="20" w:name="what-is-explicitly-not-yet-built"/>
     <w:p>
       <w:pPr>
         <w:pStyle w:val="Heading1"/>
       </w:pPr>
       <w:r>
-        <w:t xml:space="preserve">13. What Is Explicitly Not Yet Built</w:t>
+        <w:t xml:space="preserve">12. What Is Explicitly Not Yet Built</w:t>
       </w:r>
     </w:p>
     <w:p>
@@ -4070,7 +3570,7 @@
         <w:t xml:space="preserve"> </w:t>
       </w:r>
       <w:r>
-        <w:t xml:space="preserve">logic completely, and both UIs completely. It deliberately does</w:t>
+        <w:t xml:space="preserve">logic completely, and the UI completely. It deliberately does</w:t>
       </w:r>
       <w:r>
         <w:t xml:space="preserve"> </w:t>
@@ -4100,7 +3600,7 @@
         <w:pStyle w:val="Compact"/>
         <w:numPr>
           <w:ilvl w:val="0"/>
-          <w:numId w:val="1004"/>
+          <w:numId w:val="1003"/>
         </w:numPr>
       </w:pPr>
       <w:r>
@@ -4139,7 +3639,7 @@
         <w:pStyle w:val="Compact"/>
         <w:numPr>
           <w:ilvl w:val="0"/>
-          <w:numId w:val="1004"/>
+          <w:numId w:val="1003"/>
         </w:numPr>
       </w:pPr>
       <w:r>
@@ -4184,7 +3684,7 @@
         <w:pStyle w:val="Compact"/>
         <w:numPr>
           <w:ilvl w:val="0"/>
-          <w:numId w:val="1004"/>
+          <w:numId w:val="1003"/>
         </w:numPr>
       </w:pPr>
       <w:r>
@@ -4257,7 +3757,7 @@
         <w:t xml:space="preserve">both not yet started.</w:t>
       </w:r>
     </w:p>
-    <w:bookmarkEnd w:id="21"/>
+    <w:bookmarkEnd w:id="20"/>
     <w:sectPr>
       <w:footnotePr>
         <w:numRestart w:val="eachSect"/>
@@ -4481,9 +3981,6 @@
     <w:abstractNumId w:val="991"/>
   </w:num>
   <w:num w:numId="1003">
-    <w:abstractNumId w:val="991"/>
-  </w:num>
-  <w:num w:numId="1004">
     <w:abstractNumId w:val="991"/>
   </w:num>
 </w:numbering>
